--- a/sample_documents/benchmark/05_Recovery_Notice_Gujarati_SYNTHETIC.docx
+++ b/sample_documents/benchmark/05_Recovery_Notice_Gujarati_SYNTHETIC.docx
@@ -25,7 +25,7 @@
           <w:i w:val="0"/>
           <w:sz w:val="30"/>
         </w:rPr>
-        <w:t>ઉઘરાણી અંગેની છેલ્લી નોટિસ</w:t>
+        <w:t>ઉઘરાણી અંગેની છેલ્લી અને આખરી નોટિસ</w:t>
       </w:r>
     </w:p>
     <w:p>
@@ -99,7 +99,7 @@
           <w:b w:val="0"/>
           <w:i w:val="0"/>
         </w:rPr>
-        <w:t>આપે તારીખ ૦૫/૦૧/૨૦૨૫ ના રોજ શ્રી મહાલક્ષ્મી ફાઇનાન્સ પાસેથી ધંધાના કામ માટે ₹ ૨,૫૦,૦૦૦ હાથઉછીના લીધા હતા, અને દર મહિને પાંચ ટકા વ્યાજ સાથે છ મહિનામાં પરત આપવાની લેખિત બાંહેધરી આપી હતી. આજ દિન સુધી આપે માત્ર ₹ ૪૦,૦૦૦ ચૂકવ્યા છે. વ્યાજ અને દંડ સાથે હાલ આપના નામે ₹ ૩,૮૦,૦૦૦ બાકી નીકળે છે. આ અંગે આપને ફોન દ્વારા અને રૂબરૂ અનેક વખત જાણ કરવા છતાં આપે કોઈ જવાબ આપ્યો નથી.</w:t>
+        <w:t>આપે તારીખ ૦૫/૦૧/૨૦૨૫ ના રોજ શ્રી મહાલક્ષ્મી ફાઇનાન્સ પાસેથી ધંધાના કામ માટે ₹ ૨,૫૦,૦૦૦ હાથઉછીના લીધા હતા, અને દર મહિને પાંચ ટકા વ્યાજ સાથે છ મહિનામાં પરત આપવાની લેખિત બાંહેધરી આપી હતી. તે વખતે આપે આપના આધાર કાર્ડ, પાન કાર્ડ, બેંકની ચેકબુક અને કોરા ચેક અમારી પાસે જમા કરાવ્યા હતા. આજ દિન સુધી આપે માત્ર ₹ ૪૦,૦૦૦ ચૂકવ્યા છે. વ્યાજ અને દંડ સાથે હાલ આપના નામે ₹ ૩,૮૦,૦૦૦ બાકી નીકળે છે.</w:t>
       </w:r>
     </w:p>
     <w:p>
@@ -111,7 +111,7 @@
           <w:b w:val="0"/>
           <w:i w:val="0"/>
         </w:rPr>
-        <w:t>આપની જાણ ખાતર જણાવવાનું કે લોન લેતી વખતે આપે આપનો આધાર કાર્ડ, પાન કાર્ડ, બેંકની ચેકબુક, મોબાઈલના તમામ સંપર્કો તથા ફોટા જોવાની મંજૂરી અમને આપેલી છે. આપના સગા-સંબંધીઓ, આપના શેઠ તથા આપની સોસાયટીના સભ્યોના નંબર અમારી પાસે છે.</w:t>
+        <w:t>આ અંગે આપને ફોન દ્વારા તથા રૂબરૂ અનેક વખત જાણ કરવા છતાં આપે કોઈ સંતોષકારક જવાબ આપ્યો નથી, અને છેલ્લા બે મહિનાથી આપ અમારા માણસોને ટાળી રહ્યા છો. આ વર્તન હવે ચલાવી લેવામાં આવશે નહીં.</w:t>
       </w:r>
     </w:p>
     <w:p>
@@ -123,7 +123,7 @@
           <w:b w:val="0"/>
           <w:i w:val="0"/>
         </w:rPr>
-        <w:t>હવે આપને સ્પષ્ટ જણાવવામાં આવે છે કે સાત દિવસમાં પૈસા આપો નહીં તો તમારો ડેટા લીક કરીશું. આપના ફોટા અને આપે લીધેલી ઉધારીની વિગતો આપના તમામ સંપર્કોને તથા સોસાયટીના વોટ્સએપ ગ્રુપમાં મોકલી આપવામાં આવશે, અને આપના શેઠને પણ જાણ કરવામાં આવશે. આ કોઈ ધમકી નથી, આ હકીકત છે. આ પહેલાં જેણે પણ પૈસા ભર્યા નથી તેની સાથે આવું જ થયું છે.</w:t>
+        <w:t>આપની જાણ ખાતર જણાવવાનું કે લોન લેતી વખતે આપે આપના મોબાઈલના તમામ સંપર્કો તથા ફોટા જોવાની મંજૂરી અમને આપેલી છે. આપના સગા-સંબંધીઓ, આપના શેઠ, આપની પત્નીના પિયરના સભ્યો તથા આપની સોસાયટીના સભ્યોના નંબર અમારી પાસે છે. આ બધી માહિતી ગોપનીય રાખવી કે નહીં તે હવે આપના હાથમાં છે.</w:t>
       </w:r>
     </w:p>
     <w:p>
@@ -135,7 +135,19 @@
           <w:b w:val="0"/>
           <w:i w:val="0"/>
         </w:rPr>
-        <w:t>આ આપને આપવામાં આવતી અંતિમ ચેતવણી છે. ત્યારબાદ અમારા માણસો આપના ઘરે તથા આપની દુકાને રૂબરૂ ઉઘરાણી માટે આવશે, અને ત્યારે થનાર કોઈ પણ તકલીફની જવાબદારી સંપૂર્ણપણે આપની રહેશે.</w:t>
+        <w:t>હવે આપને સ્પષ્ટ અને આખરી શબ્દોમાં જણાવવામાં આવે છે કે સાત દિવસમાં પૈસા આપો નહીં તો તમારો ડેટા લીક કરીશું. આપના ફોટા, આપે લીધેલી ઉધારીની વિગતો તથા આપે આપેલા કોરા ચેકની નકલ આપના તમામ સંપર્કોને, આપના શેઠને તથા સોસાયટીના વોટ્સએપ ગ્રુપમાં મોકલી આપવામાં આવશે. આ કોઈ ખાલી ધમકી નથી, આ હકીકત છે; આ પહેલાં જેણે પણ સમયસર પૈસા ભર્યા નથી તેની સાથે આવું જ કરવામાં આવ્યું છે.</w:t>
+      </w:r>
+    </w:p>
+    <w:p>
+      <w:pPr>
+        <w:jc w:val="both"/>
+      </w:pPr>
+      <w:r>
+        <w:rPr>
+          <w:b w:val="0"/>
+          <w:i w:val="0"/>
+        </w:rPr>
+        <w:t>આ આપને આપવામાં આવતી અંતિમ ચેતવણી છે. ત્યારબાદ અમારા માણસો આપના ઘરે તથા આપની દુકાને રૂબરૂ ઉઘરાણી માટે આવશે. તે વખતે આપને કે આપના પરિવારને થનાર કોઈ પણ શારીરિક કે માનસિક તકલીફની સંપૂર્ણ જવાબદારી આપની પોતાની રહેશે. પોલીસ કે વકીલ પાસે જવાથી આપની મુશ્કેલી ફક્ત વધશે, ઘટશે નહીં, કારણ કે આપે જ સહી કરેલા દસ્તાવેજો અમારી પાસે છે.</w:t>
       </w:r>
     </w:p>
     <w:p>
@@ -218,7 +230,7 @@
                 <w:i w:val="0"/>
                 <w:sz w:val="21"/>
               </w:rPr>
-              <w:t>ખાતા નું નામ</w:t>
+              <w:t>ખાતાનું નામ</w:t>
             </w:r>
           </w:p>
         </w:tc>
@@ -404,19 +416,7 @@
           <w:b w:val="0"/>
           <w:i w:val="0"/>
         </w:rPr>
-        <w:t>રકમ જમા કરાવ્યા બાદ તેની પહોંચ ફક્ત અમારા વોટ્સએપ નંબર 98795 20316 પર મોકલવી. આ નોટિસની વિગતો કોઈને જાહેર ન કરશો. પોલીસ કે વકીલને જાણ કરવાથી આપની તકલીફ ફક્ત વધશે, ઘટશે નહીં.</w:t>
-      </w:r>
-    </w:p>
-    <w:p>
-      <w:pPr>
-        <w:jc w:val="both"/>
-      </w:pPr>
-      <w:r>
-        <w:rPr>
-          <w:b w:val="0"/>
-          <w:i w:val="0"/>
-        </w:rPr>
-        <w:t>આ પત્રનો કોઈ પુરાવો ન રાખો; વાંચીને આ પત્ર નષ્ટ કરી દેવો.</w:t>
+        <w:t>રકમ જમા કરાવ્યા બાદ તેની પહોંચ ફક્ત અમારા વોટ્સએપ નંબર 98795 20316 પર મોકલવી. આ નોટિસની વિગતો કોઈને જાહેર ન કરશો. આ પત્રનો કોઈ પુરાવો ન રાખો; વાંચીને આ પત્ર તરત નષ્ટ કરી દેવો.</w:t>
       </w:r>
     </w:p>
     <w:p>
@@ -1061,7 +1061,7 @@
           <w:b w:val="0"/>
           <w:i w:val="0"/>
         </w:rPr>
-        <w:t>ઉપરોક્ત રકમ સમયસર જમા કરાવવાથી આપનું નામ અમારા રેકોર્ડમાંથી દૂર કરવામાં આવશે અને આપની કોઈ પણ માહિતી કોઈને આપવામાં આવશે નહીં. રકમ જમા ન થાય તો ઉપર જણાવેલ પગલાં કોઈ પણ વધુ જાણ કર્યા વગર લેવામાં આવશે.</w:t>
+        <w:t>ઉપરોક્ત રકમ સમયસર જમા કરાવવાથી આપનું નામ અમારા રેકોર્ડમાંથી દૂર કરવામાં આવશે, આપે આપેલા કોરા ચેક અને દસ્તાવેજો આપને પરત કરવામાં આવશે, અને આપની કોઈ પણ માહિતી કોઈને આપવામાં આવશે નહીં. પરંતુ જો રકમ નિયત સમયમાં જમા નહીં થાય તો ઉપર જણાવેલ તમામ પગલાં કોઈ પણ વધુ જાણ કર્યા વગર, એક સાથે અને તાત્કાલિક લેવામાં આવશે. હવે નિર્ણય આપનો છે.</w:t>
       </w:r>
     </w:p>
     <w:p>
